--- a/١٠ - أدلّة استخدام المنصة/English/Platform User Guide — Internal Evaluation Follow-up Team — Ibn Khaldun Schools.docx
+++ b/١٠ - أدلّة استخدام المنصة/English/Platform User Guide — Internal Evaluation Follow-up Team — Ibn Khaldun Schools.docx
@@ -797,7 +797,7 @@
       <w:r>
         <w:drawing>
           <wp:inline xmlns:a="http://schemas.openxmlformats.org/drawingml/2006/main" xmlns:pic="http://schemas.openxmlformats.org/drawingml/2006/picture">
-            <wp:extent cx="6051733" cy="3960000"/>
+            <wp:extent cx="6355451" cy="3960000"/>
             <wp:docPr id="3" name="Picture 3"/>
             <wp:cNvGraphicFramePr>
               <a:graphicFrameLocks noChangeAspect="1"/>
@@ -818,7 +818,7 @@
                   <pic:spPr>
                     <a:xfrm>
                       <a:off x="0" y="0"/>
-                      <a:ext cx="6051733" cy="3960000"/>
+                      <a:ext cx="6355451" cy="3960000"/>
                     </a:xfrm>
                     <a:prstGeom prst="rect"/>
                   </pic:spPr>
@@ -1001,7 +1001,7 @@
       <w:r>
         <w:drawing>
           <wp:inline xmlns:a="http://schemas.openxmlformats.org/drawingml/2006/main" xmlns:pic="http://schemas.openxmlformats.org/drawingml/2006/picture">
-            <wp:extent cx="5934077" cy="3960000"/>
+            <wp:extent cx="5981788" cy="3960000"/>
             <wp:docPr id="4" name="Picture 4"/>
             <wp:cNvGraphicFramePr>
               <a:graphicFrameLocks noChangeAspect="1"/>
@@ -1022,7 +1022,7 @@
                   <pic:spPr>
                     <a:xfrm>
                       <a:off x="0" y="0"/>
-                      <a:ext cx="5934077" cy="3960000"/>
+                      <a:ext cx="5981788" cy="3960000"/>
                     </a:xfrm>
                     <a:prstGeom prst="rect"/>
                   </pic:spPr>

--- a/١٠ - أدلّة استخدام المنصة/English/Platform User Guide — Internal Evaluation Follow-up Team — Ibn Khaldun Schools.docx
+++ b/١٠ - أدلّة استخدام المنصة/English/Platform User Guide — Internal Evaluation Follow-up Team — Ibn Khaldun Schools.docx
@@ -57,7 +57,7 @@
           <w:bCs/>
           <w:rtl w:val="0"/>
         </w:rPr>
-        <w:t>For: two members of the central administration who follow up but do not observe</w:t>
+        <w:t>For: two members of the central administration — their scope is the whole system</w:t>
       </w:r>
     </w:p>
     <w:p>
@@ -73,7 +73,7 @@
           <w:szCs w:val="20"/>
           <w:rtl w:val="0"/>
         </w:rPr>
-        <w:t xml:space="preserve">Your role is </w:t>
+        <w:t xml:space="preserve">Your scope is the </w:t>
       </w:r>
       <w:r>
         <w:rPr>
@@ -85,7 +85,7 @@
           <w:bCs/>
           <w:rtl w:val="0"/>
         </w:rPr>
-        <w:t>follow-up, not observation</w:t>
+        <w:t>whole system</w:t>
       </w:r>
       <w:r>
         <w:rPr>
@@ -96,7 +96,30 @@
           <w:szCs w:val="20"/>
           <w:rtl w:val="0"/>
         </w:rPr>
-        <w:t>: you review the lessons whose subject has no supervisor and make sure no one has been forgotten, and you write your comment — and no form opens for you. That is deliberate: whoever follows up is not whoever rates.</w:t>
+        <w:t xml:space="preserve">: both sectors, the complexes and the schools. You make sure no lesson is left without an observer, </w:t>
+      </w:r>
+      <w:r>
+        <w:rPr>
+          <w:rFonts w:ascii="Helvetica Neue" w:hAnsi="Helvetica Neue" w:cs="Helvetica Neue" w:eastAsia="Helvetica Neue"/>
+          <w:b/>
+          <w:color w:val="1A1A1A"/>
+          <w:sz w:val="20"/>
+          <w:szCs w:val="20"/>
+          <w:bCs/>
+          <w:rtl w:val="0"/>
+        </w:rPr>
+        <w:t>and you observe too</w:t>
+      </w:r>
+      <w:r>
+        <w:rPr>
+          <w:rFonts w:ascii="Helvetica Neue" w:hAnsi="Helvetica Neue" w:cs="Helvetica Neue" w:eastAsia="Helvetica Neue"/>
+          <w:b w:val="0"/>
+          <w:color w:val="1A1A1A"/>
+          <w:sz w:val="20"/>
+          <w:szCs w:val="20"/>
+          <w:rtl w:val="0"/>
+        </w:rPr>
+        <w:t>: each of you has an independent form with its own score and name. The adopted score for a lesson is the average of those who scored it.</w:t>
       </w:r>
     </w:p>
     <w:tbl>
@@ -873,7 +896,7 @@
           <w:bCs/>
           <w:rtl w:val="0"/>
         </w:rPr>
-        <w:t xml:space="preserve">  Write your comment</w:t>
+        <w:t xml:space="preserve">  Observe the lesson</w:t>
       </w:r>
     </w:p>
     <w:p>
@@ -901,7 +924,7 @@
           <w:szCs w:val="19"/>
           <w:rtl w:val="0"/>
         </w:rPr>
-        <w:t>Under “After the lesson” there is a review-and-comment card where you write what you see.</w:t>
+        <w:t>Open the lesson under “Lesson observation”; your capacity is filled in from your role.</w:t>
       </w:r>
     </w:p>
     <w:p>
@@ -929,7 +952,7 @@
           <w:szCs w:val="19"/>
           <w:rtl w:val="0"/>
         </w:rPr>
-        <w:t>Your comment is saved in your name and is seen by whoever opens the lesson.</w:t>
+        <w:t>Fill the form and the strategy card — each of you has their own form.</w:t>
       </w:r>
     </w:p>
     <w:tbl>
@@ -982,7 +1005,7 @@
                 <w:bCs/>
                 <w:rtl w:val="0"/>
               </w:rPr>
-              <w:t>⛔  No form opens for you — and that is correct, not a fault in the platform.</w:t>
+              <w:t>⛔  Your form carries your name, and no other observer overwrites it — their score appears beside yours.</w:t>
             </w:r>
           </w:p>
         </w:tc>
@@ -1211,7 +1234,7 @@
                 <w:szCs w:val="18"/>
                 <w:rtl w:val="0"/>
               </w:rPr>
-              <w:t>It does not open for you by the meeting's decision: observation belongs to the subject supervisor, or to the supporting team where there is none. You follow up.</w:t>
+              <w:t>Under “Lesson observation” once the lesson is open — and a bar at its head moves you between the teacher's prep, the form and the strategy card.</w:t>
             </w:r>
           </w:p>
         </w:tc>
@@ -1322,7 +1345,7 @@
           <w:bCs/>
           <w:rtl w:val="0"/>
         </w:rPr>
-        <w:t>Does our follow-up count towards the lesson average?</w:t>
+        <w:t>Does our score count towards the lesson average?</w:t>
       </w:r>
     </w:p>
     <w:p>
@@ -1351,7 +1374,7 @@
           <w:szCs w:val="18"/>
           <w:rtl w:val="0"/>
         </w:rPr>
-        <w:t>No — a comment carries no mark, so it enters no average.</w:t>
+        <w:t>Yes — the adopted score is the average of everyone who scored, so yours is part of it.</w:t>
       </w:r>
     </w:p>
     <w:p>

--- a/١٠ - أدلّة استخدام المنصة/English/Platform User Guide — Internal Evaluation Follow-up Team — Ibn Khaldun Schools.docx
+++ b/١٠ - أدلّة استخدام المنصة/English/Platform User Guide — Internal Evaluation Follow-up Team — Ibn Khaldun Schools.docx
@@ -820,7 +820,7 @@
       <w:r>
         <w:drawing>
           <wp:inline xmlns:a="http://schemas.openxmlformats.org/drawingml/2006/main" xmlns:pic="http://schemas.openxmlformats.org/drawingml/2006/picture">
-            <wp:extent cx="6355451" cy="3960000"/>
+            <wp:extent cx="5934077" cy="3960000"/>
             <wp:docPr id="3" name="Picture 3"/>
             <wp:cNvGraphicFramePr>
               <a:graphicFrameLocks noChangeAspect="1"/>
@@ -841,7 +841,7 @@
                   <pic:spPr>
                     <a:xfrm>
                       <a:off x="0" y="0"/>
-                      <a:ext cx="6355451" cy="3960000"/>
+                      <a:ext cx="5934077" cy="3960000"/>
                     </a:xfrm>
                     <a:prstGeom prst="rect"/>
                   </pic:spPr>
@@ -1024,7 +1024,7 @@
       <w:r>
         <w:drawing>
           <wp:inline xmlns:a="http://schemas.openxmlformats.org/drawingml/2006/main" xmlns:pic="http://schemas.openxmlformats.org/drawingml/2006/picture">
-            <wp:extent cx="5981788" cy="3960000"/>
+            <wp:extent cx="5934077" cy="3960000"/>
             <wp:docPr id="4" name="Picture 4"/>
             <wp:cNvGraphicFramePr>
               <a:graphicFrameLocks noChangeAspect="1"/>
@@ -1045,7 +1045,7 @@
                   <pic:spPr>
                     <a:xfrm>
                       <a:off x="0" y="0"/>
-                      <a:ext cx="5981788" cy="3960000"/>
+                      <a:ext cx="5934077" cy="3960000"/>
                     </a:xfrm>
                     <a:prstGeom prst="rect"/>
                   </pic:spPr>
